--- a/docs/template_regular_order.docx
+++ b/docs/template_regular_order.docx
@@ -181,7 +181,7 @@
                 <w:rFonts w:hint="cs"/>
                 <w:rtl/>
               </w:rPr>
-              <w:t>מספר לקוח</w:t>
+              <w:t>ת.ז</w:t>
             </w:r>
             <w:r>
               <w:rPr>

--- a/docs/template_regular_order.docx
+++ b/docs/template_regular_order.docx
@@ -601,7 +601,6 @@
           <w:tcPr>
             <w:tcW w:w="7741" w:type="dxa"/>
             <w:gridSpan w:val="13"/>
-            <w:shd w:val="clear" w:color="auto" w:fill="E7E6E6" w:themeFill="background2"/>
           </w:tcPr>
           <w:p>
             <w:pPr>
@@ -1478,7 +1477,6 @@
               <w:top w:val="single" w:sz="4" w:space="0" w:color="auto"/>
               <w:bottom w:val="single" w:sz="4" w:space="0" w:color="auto"/>
             </w:tcBorders>
-            <w:shd w:val="clear" w:color="auto" w:fill="E7E6E6" w:themeFill="background2"/>
           </w:tcPr>
           <w:p>
             <w:pPr>
@@ -1798,7 +1796,6 @@
               <w:top w:val="single" w:sz="4" w:space="0" w:color="auto"/>
               <w:bottom w:val="single" w:sz="4" w:space="0" w:color="auto"/>
             </w:tcBorders>
-            <w:shd w:val="clear" w:color="auto" w:fill="E7E6E6" w:themeFill="background2"/>
           </w:tcPr>
           <w:p>
             <w:pPr>
@@ -1827,7 +1824,6 @@
               <w:top w:val="single" w:sz="4" w:space="0" w:color="auto"/>
               <w:bottom w:val="single" w:sz="4" w:space="0" w:color="auto"/>
             </w:tcBorders>
-            <w:shd w:val="clear" w:color="auto" w:fill="E7E6E6" w:themeFill="background2"/>
           </w:tcPr>
           <w:p>
             <w:pPr>
@@ -3866,7 +3862,6 @@
               <w:left w:val="single" w:sz="4" w:space="0" w:color="auto"/>
               <w:bottom w:val="single" w:sz="4" w:space="0" w:color="auto"/>
             </w:tcBorders>
-            <w:shd w:val="clear" w:color="auto" w:fill="E7E6E6" w:themeFill="background2"/>
           </w:tcPr>
           <w:p>
             <w:pPr>
